--- a/878.2023-АСУ ТП на выдачу/Документы на выдачу/28. Сведения о установленной, расчётной и максимальной мощности.docx
+++ b/878.2023-АСУ ТП на выдачу/Документы на выдачу/28. Сведения о установленной, расчётной и максимальной мощности.docx
@@ -505,11 +505,9 @@
       <w:r>
         <w:t xml:space="preserve">В состав энергопринимающих устройств автоматизированной системы управления технологическими процессами входят серверное оборудование верхнего уровня, шкафы управления системами ГРП-1 и ГРП-2, водогрейной котельной, здания теплообменников, насосной аккумулирующих баков и </w:t>
       </w:r>
-      <w:proofErr w:type="gramStart"/>
       <w:r>
-        <w:t>электро-технического</w:t>
+        <w:t>электротехнического</w:t>
       </w:r>
-      <w:proofErr w:type="gramEnd"/>
       <w:r>
         <w:t xml:space="preserve"> оборудования.</w:t>
       </w:r>
@@ -527,7 +525,7 @@
     <w:tbl>
       <w:tblPr>
         <w:tblStyle w:val="af9"/>
-        <w:tblW w:w="9634" w:type="dxa"/>
+        <w:tblW w:w="9882" w:type="dxa"/>
         <w:tblLook w:val="04A0" w:firstRow="1" w:lastRow="0" w:firstColumn="1" w:lastColumn="0" w:noHBand="0" w:noVBand="1"/>
       </w:tblPr>
       <w:tblGrid>
@@ -561,7 +559,7 @@
         </w:tc>
         <w:tc>
           <w:tcPr>
-            <w:tcW w:w="2637" w:type="dxa"/>
+            <w:tcW w:w="2619" w:type="dxa"/>
             <w:vAlign w:val="center"/>
           </w:tcPr>
           <w:p>
@@ -641,7 +639,7 @@
         </w:tc>
         <w:tc>
           <w:tcPr>
-            <w:tcW w:w="1613" w:type="dxa"/>
+            <w:tcW w:w="1879" w:type="dxa"/>
             <w:vAlign w:val="center"/>
           </w:tcPr>
           <w:p>
@@ -655,7 +653,7 @@
                 <w:b/>
                 <w:bCs/>
               </w:rPr>
-              <w:t>Максимальная мощность, кВт</w:t>
+              <w:t>Максимальная мощность, Вт</w:t>
             </w:r>
           </w:p>
         </w:tc>
@@ -679,7 +677,7 @@
         </w:tc>
         <w:tc>
           <w:tcPr>
-            <w:tcW w:w="2637" w:type="dxa"/>
+            <w:tcW w:w="2619" w:type="dxa"/>
             <w:vAlign w:val="center"/>
           </w:tcPr>
           <w:p>
@@ -689,7 +687,34 @@
               <w:ind w:firstLine="0"/>
             </w:pPr>
             <w:r>
+              <w:t xml:space="preserve">Шкаф </w:t>
+            </w:r>
+            <w:r>
               <w:t>АСУ Здания теплообменников</w:t>
+            </w:r>
+            <w:r>
+              <w:t xml:space="preserve"> </w:t>
+            </w:r>
+            <w:r>
+              <w:rPr>
+                <w:lang w:val="en-US"/>
+              </w:rPr>
+              <w:t>N</w:t>
+            </w:r>
+            <w:r>
+              <w:t>1</w:t>
+            </w:r>
+            <w:r>
+              <w:rPr>
+                <w:lang w:val="en-US"/>
+              </w:rPr>
+              <w:t>CJU</w:t>
+            </w:r>
+            <w:r>
+              <w:t>01</w:t>
+            </w:r>
+            <w:r>
+              <w:t xml:space="preserve"> в т.ч:</w:t>
             </w:r>
           </w:p>
         </w:tc>
@@ -746,7 +771,7 @@
         </w:tc>
         <w:tc>
           <w:tcPr>
-            <w:tcW w:w="1613" w:type="dxa"/>
+            <w:tcW w:w="1879" w:type="dxa"/>
             <w:vAlign w:val="center"/>
           </w:tcPr>
           <w:p>
@@ -756,11 +781,14 @@
               <w:ind w:firstLine="0"/>
             </w:pPr>
             <w:r>
-              <w:t>2,</w:t>
+              <w:t>2</w:t>
             </w:r>
             <w:r>
               <w:t>0</w:t>
             </w:r>
+            <w:r>
+              <w:t>00</w:t>
+            </w:r>
           </w:p>
         </w:tc>
       </w:tr>
@@ -775,6 +803,210 @@
               <w:pStyle w:val="34fffa"/>
               <w:spacing w:line="240" w:lineRule="auto"/>
               <w:ind w:firstLine="0"/>
+              <w:jc w:val="right"/>
+            </w:pPr>
+          </w:p>
+        </w:tc>
+        <w:tc>
+          <w:tcPr>
+            <w:tcW w:w="2619" w:type="dxa"/>
+            <w:vAlign w:val="center"/>
+          </w:tcPr>
+          <w:p>
+            <w:pPr>
+              <w:pStyle w:val="34fffa"/>
+              <w:spacing w:line="240" w:lineRule="auto"/>
+              <w:ind w:firstLine="0"/>
+              <w:rPr>
+                <w:lang w:val="en-US"/>
+              </w:rPr>
+            </w:pPr>
+            <w:r>
+              <w:t>Датчики</w:t>
+            </w:r>
+            <w:r>
+              <w:rPr>
+                <w:lang w:val="en-US"/>
+              </w:rPr>
+              <w:t xml:space="preserve"> </w:t>
+            </w:r>
+            <w:r>
+              <w:rPr>
+                <w:lang w:val="en-US"/>
+              </w:rPr>
+              <w:t>ТПУ-205</w:t>
+            </w:r>
+          </w:p>
+        </w:tc>
+        <w:tc>
+          <w:tcPr>
+            <w:tcW w:w="1559" w:type="dxa"/>
+            <w:vAlign w:val="center"/>
+          </w:tcPr>
+          <w:p>
+            <w:pPr>
+              <w:pStyle w:val="34fffa"/>
+              <w:spacing w:line="240" w:lineRule="auto"/>
+              <w:ind w:firstLine="0"/>
+              <w:rPr>
+                <w:lang w:val="en-US"/>
+              </w:rPr>
+            </w:pPr>
+            <w:r>
+              <w:rPr>
+                <w:lang w:val="en-US"/>
+              </w:rPr>
+              <w:t>25</w:t>
+            </w:r>
+          </w:p>
+        </w:tc>
+        <w:tc>
+          <w:tcPr>
+            <w:tcW w:w="1893" w:type="dxa"/>
+            <w:vAlign w:val="center"/>
+          </w:tcPr>
+          <w:p>
+            <w:pPr>
+              <w:pStyle w:val="34fffa"/>
+              <w:spacing w:line="240" w:lineRule="auto"/>
+              <w:ind w:firstLine="0"/>
+            </w:pPr>
+          </w:p>
+        </w:tc>
+        <w:tc>
+          <w:tcPr>
+            <w:tcW w:w="1372" w:type="dxa"/>
+            <w:vAlign w:val="center"/>
+          </w:tcPr>
+          <w:p>
+            <w:pPr>
+              <w:pStyle w:val="34fffa"/>
+              <w:spacing w:line="240" w:lineRule="auto"/>
+              <w:ind w:firstLine="0"/>
+            </w:pPr>
+          </w:p>
+        </w:tc>
+        <w:tc>
+          <w:tcPr>
+            <w:tcW w:w="1879" w:type="dxa"/>
+            <w:vAlign w:val="center"/>
+          </w:tcPr>
+          <w:p>
+            <w:pPr>
+              <w:pStyle w:val="34fffa"/>
+              <w:spacing w:line="240" w:lineRule="auto"/>
+              <w:ind w:firstLine="0"/>
+            </w:pPr>
+            <w:r>
+              <w:t>0,8</w:t>
+            </w:r>
+          </w:p>
+        </w:tc>
+      </w:tr>
+      <w:tr>
+        <w:tc>
+          <w:tcPr>
+            <w:tcW w:w="560" w:type="dxa"/>
+            <w:vAlign w:val="center"/>
+          </w:tcPr>
+          <w:p>
+            <w:pPr>
+              <w:pStyle w:val="34fffa"/>
+              <w:spacing w:line="240" w:lineRule="auto"/>
+              <w:ind w:firstLine="0"/>
+              <w:jc w:val="right"/>
+            </w:pPr>
+          </w:p>
+        </w:tc>
+        <w:tc>
+          <w:tcPr>
+            <w:tcW w:w="2619" w:type="dxa"/>
+            <w:vAlign w:val="center"/>
+          </w:tcPr>
+          <w:p>
+            <w:pPr>
+              <w:pStyle w:val="34fffa"/>
+              <w:spacing w:line="240" w:lineRule="auto"/>
+              <w:ind w:firstLine="0"/>
+            </w:pPr>
+            <w:r>
+              <w:t xml:space="preserve">Датчики </w:t>
+            </w:r>
+            <w:r>
+              <w:t>АИР-20/М2-Н</w:t>
+            </w:r>
+          </w:p>
+        </w:tc>
+        <w:tc>
+          <w:tcPr>
+            <w:tcW w:w="1559" w:type="dxa"/>
+            <w:vAlign w:val="center"/>
+          </w:tcPr>
+          <w:p>
+            <w:pPr>
+              <w:pStyle w:val="34fffa"/>
+              <w:spacing w:line="240" w:lineRule="auto"/>
+              <w:ind w:firstLine="0"/>
+            </w:pPr>
+            <w:r>
+              <w:t>24</w:t>
+            </w:r>
+          </w:p>
+        </w:tc>
+        <w:tc>
+          <w:tcPr>
+            <w:tcW w:w="1893" w:type="dxa"/>
+            <w:vAlign w:val="center"/>
+          </w:tcPr>
+          <w:p>
+            <w:pPr>
+              <w:pStyle w:val="34fffa"/>
+              <w:spacing w:line="240" w:lineRule="auto"/>
+              <w:ind w:firstLine="0"/>
+            </w:pPr>
+          </w:p>
+        </w:tc>
+        <w:tc>
+          <w:tcPr>
+            <w:tcW w:w="1372" w:type="dxa"/>
+            <w:vAlign w:val="center"/>
+          </w:tcPr>
+          <w:p>
+            <w:pPr>
+              <w:pStyle w:val="34fffa"/>
+              <w:spacing w:line="240" w:lineRule="auto"/>
+              <w:ind w:firstLine="0"/>
+            </w:pPr>
+          </w:p>
+        </w:tc>
+        <w:tc>
+          <w:tcPr>
+            <w:tcW w:w="1879" w:type="dxa"/>
+            <w:vAlign w:val="center"/>
+          </w:tcPr>
+          <w:p>
+            <w:pPr>
+              <w:pStyle w:val="34fffa"/>
+              <w:spacing w:line="240" w:lineRule="auto"/>
+              <w:ind w:firstLine="0"/>
+            </w:pPr>
+            <w:r>
+              <w:t>0,7</w:t>
+            </w:r>
+          </w:p>
+        </w:tc>
+      </w:tr>
+      <w:tr>
+        <w:tc>
+          <w:tcPr>
+            <w:tcW w:w="560" w:type="dxa"/>
+            <w:vAlign w:val="center"/>
+          </w:tcPr>
+          <w:p>
+            <w:pPr>
+              <w:pStyle w:val="34fffa"/>
+              <w:spacing w:line="240" w:lineRule="auto"/>
+              <w:ind w:firstLine="0"/>
             </w:pPr>
             <w:r>
               <w:t>2</w:t>
@@ -783,7 +1015,7 @@
         </w:tc>
         <w:tc>
           <w:tcPr>
-            <w:tcW w:w="2637" w:type="dxa"/>
+            <w:tcW w:w="2619" w:type="dxa"/>
             <w:vAlign w:val="center"/>
           </w:tcPr>
           <w:p>
@@ -793,7 +1025,34 @@
               <w:ind w:firstLine="0"/>
             </w:pPr>
             <w:r>
+              <w:t xml:space="preserve">Шкаф </w:t>
+            </w:r>
+            <w:r>
               <w:t>АСУ НАБ</w:t>
+            </w:r>
+            <w:r>
+              <w:t xml:space="preserve"> </w:t>
+            </w:r>
+            <w:r>
+              <w:rPr>
+                <w:lang w:val="en-US"/>
+              </w:rPr>
+              <w:t>N</w:t>
+            </w:r>
+            <w:r>
+              <w:t>2</w:t>
+            </w:r>
+            <w:r>
+              <w:rPr>
+                <w:lang w:val="en-US"/>
+              </w:rPr>
+              <w:t>CJU</w:t>
+            </w:r>
+            <w:r>
+              <w:t>01</w:t>
+            </w:r>
+            <w:r>
+              <w:t xml:space="preserve"> в т.ч:</w:t>
             </w:r>
           </w:p>
         </w:tc>
@@ -850,7 +1109,7 @@
         </w:tc>
         <w:tc>
           <w:tcPr>
-            <w:tcW w:w="1613" w:type="dxa"/>
+            <w:tcW w:w="1879" w:type="dxa"/>
             <w:vAlign w:val="center"/>
           </w:tcPr>
           <w:p>
@@ -860,11 +1119,14 @@
               <w:ind w:firstLine="0"/>
             </w:pPr>
             <w:r>
-              <w:t>1,</w:t>
+              <w:t>1</w:t>
             </w:r>
             <w:r>
               <w:t>6</w:t>
             </w:r>
+            <w:r>
+              <w:t>00</w:t>
+            </w:r>
           </w:p>
         </w:tc>
       </w:tr>
@@ -879,6 +1141,48 @@
               <w:pStyle w:val="34fffa"/>
               <w:spacing w:line="240" w:lineRule="auto"/>
               <w:ind w:firstLine="0"/>
+              <w:jc w:val="right"/>
+            </w:pPr>
+          </w:p>
+        </w:tc>
+        <w:tc>
+          <w:tcPr>
+            <w:tcW w:w="2619" w:type="dxa"/>
+            <w:vAlign w:val="center"/>
+          </w:tcPr>
+          <w:p>
+            <w:pPr>
+              <w:pStyle w:val="34fffa"/>
+              <w:spacing w:line="240" w:lineRule="auto"/>
+              <w:ind w:firstLine="0"/>
+            </w:pPr>
+            <w:r>
+              <w:t>Датчики</w:t>
+            </w:r>
+            <w:r>
+              <w:rPr>
+                <w:lang w:val="en-US"/>
+              </w:rPr>
+              <w:t xml:space="preserve"> </w:t>
+            </w:r>
+            <w:r>
+              <w:rPr>
+                <w:lang w:val="en-US"/>
+              </w:rPr>
+              <w:t>ТПУ-205</w:t>
+            </w:r>
+          </w:p>
+        </w:tc>
+        <w:tc>
+          <w:tcPr>
+            <w:tcW w:w="1559" w:type="dxa"/>
+            <w:vAlign w:val="center"/>
+          </w:tcPr>
+          <w:p>
+            <w:pPr>
+              <w:pStyle w:val="34fffa"/>
+              <w:spacing w:line="240" w:lineRule="auto"/>
+              <w:ind w:firstLine="0"/>
             </w:pPr>
             <w:r>
               <w:t>3</w:t>
@@ -887,7 +1191,7 @@
         </w:tc>
         <w:tc>
           <w:tcPr>
-            <w:tcW w:w="2637" w:type="dxa"/>
+            <w:tcW w:w="1893" w:type="dxa"/>
             <w:vAlign w:val="center"/>
           </w:tcPr>
           <w:p>
@@ -896,9 +1200,284 @@
               <w:spacing w:line="240" w:lineRule="auto"/>
               <w:ind w:firstLine="0"/>
             </w:pPr>
+          </w:p>
+        </w:tc>
+        <w:tc>
+          <w:tcPr>
+            <w:tcW w:w="1372" w:type="dxa"/>
+            <w:vAlign w:val="center"/>
+          </w:tcPr>
+          <w:p>
+            <w:pPr>
+              <w:pStyle w:val="34fffa"/>
+              <w:spacing w:line="240" w:lineRule="auto"/>
+              <w:ind w:firstLine="0"/>
+            </w:pPr>
+          </w:p>
+        </w:tc>
+        <w:tc>
+          <w:tcPr>
+            <w:tcW w:w="1879" w:type="dxa"/>
+            <w:vAlign w:val="center"/>
+          </w:tcPr>
+          <w:p>
+            <w:pPr>
+              <w:pStyle w:val="34fffa"/>
+              <w:spacing w:line="240" w:lineRule="auto"/>
+              <w:ind w:firstLine="0"/>
+            </w:pPr>
+            <w:r>
+              <w:t>0,8</w:t>
+            </w:r>
+          </w:p>
+        </w:tc>
+      </w:tr>
+      <w:tr>
+        <w:tc>
+          <w:tcPr>
+            <w:tcW w:w="560" w:type="dxa"/>
+            <w:vAlign w:val="center"/>
+          </w:tcPr>
+          <w:p>
+            <w:pPr>
+              <w:pStyle w:val="34fffa"/>
+              <w:spacing w:line="240" w:lineRule="auto"/>
+              <w:ind w:firstLine="0"/>
+              <w:jc w:val="right"/>
+            </w:pPr>
+          </w:p>
+        </w:tc>
+        <w:tc>
+          <w:tcPr>
+            <w:tcW w:w="2619" w:type="dxa"/>
+            <w:vAlign w:val="center"/>
+          </w:tcPr>
+          <w:p>
+            <w:pPr>
+              <w:pStyle w:val="34fffa"/>
+              <w:spacing w:line="240" w:lineRule="auto"/>
+              <w:ind w:firstLine="0"/>
+            </w:pPr>
+            <w:r>
+              <w:t xml:space="preserve">Датчики </w:t>
+            </w:r>
+            <w:r>
+              <w:t>АИР-20/М2-Н</w:t>
+            </w:r>
+          </w:p>
+        </w:tc>
+        <w:tc>
+          <w:tcPr>
+            <w:tcW w:w="1559" w:type="dxa"/>
+            <w:vAlign w:val="center"/>
+          </w:tcPr>
+          <w:p>
+            <w:pPr>
+              <w:pStyle w:val="34fffa"/>
+              <w:spacing w:line="240" w:lineRule="auto"/>
+              <w:ind w:firstLine="0"/>
+            </w:pPr>
+            <w:r>
+              <w:t>12</w:t>
+            </w:r>
+          </w:p>
+        </w:tc>
+        <w:tc>
+          <w:tcPr>
+            <w:tcW w:w="1893" w:type="dxa"/>
+            <w:vAlign w:val="center"/>
+          </w:tcPr>
+          <w:p>
+            <w:pPr>
+              <w:pStyle w:val="34fffa"/>
+              <w:spacing w:line="240" w:lineRule="auto"/>
+              <w:ind w:firstLine="0"/>
+            </w:pPr>
+          </w:p>
+        </w:tc>
+        <w:tc>
+          <w:tcPr>
+            <w:tcW w:w="1372" w:type="dxa"/>
+            <w:vAlign w:val="center"/>
+          </w:tcPr>
+          <w:p>
+            <w:pPr>
+              <w:pStyle w:val="34fffa"/>
+              <w:spacing w:line="240" w:lineRule="auto"/>
+              <w:ind w:firstLine="0"/>
+            </w:pPr>
+          </w:p>
+        </w:tc>
+        <w:tc>
+          <w:tcPr>
+            <w:tcW w:w="1879" w:type="dxa"/>
+            <w:vAlign w:val="center"/>
+          </w:tcPr>
+          <w:p>
+            <w:pPr>
+              <w:pStyle w:val="34fffa"/>
+              <w:spacing w:line="240" w:lineRule="auto"/>
+              <w:ind w:firstLine="0"/>
+            </w:pPr>
+            <w:r>
+              <w:t>0,7</w:t>
+            </w:r>
+          </w:p>
+        </w:tc>
+      </w:tr>
+      <w:tr>
+        <w:tc>
+          <w:tcPr>
+            <w:tcW w:w="560" w:type="dxa"/>
+            <w:vAlign w:val="center"/>
+          </w:tcPr>
+          <w:p>
+            <w:pPr>
+              <w:pStyle w:val="34fffa"/>
+              <w:spacing w:line="240" w:lineRule="auto"/>
+              <w:ind w:firstLine="0"/>
+              <w:jc w:val="right"/>
+            </w:pPr>
+          </w:p>
+        </w:tc>
+        <w:tc>
+          <w:tcPr>
+            <w:tcW w:w="2619" w:type="dxa"/>
+            <w:vAlign w:val="center"/>
+          </w:tcPr>
+          <w:p>
+            <w:pPr>
+              <w:pStyle w:val="34fffa"/>
+              <w:spacing w:line="240" w:lineRule="auto"/>
+              <w:ind w:firstLine="0"/>
+              <w:rPr>
+                <w:lang w:val="en-US"/>
+              </w:rPr>
+            </w:pPr>
+            <w:r>
+              <w:t>Датчики</w:t>
+            </w:r>
+            <w:r>
+              <w:t xml:space="preserve"> </w:t>
+            </w:r>
+            <w:r>
+              <w:t>УЛМ-</w:t>
+            </w:r>
+            <w:proofErr w:type="gramStart"/>
+            <w:r>
+              <w:t>31.А</w:t>
+            </w:r>
+            <w:proofErr w:type="gramEnd"/>
+            <w:r>
+              <w:t>1</w:t>
+            </w:r>
+          </w:p>
+        </w:tc>
+        <w:tc>
+          <w:tcPr>
+            <w:tcW w:w="1559" w:type="dxa"/>
+            <w:vAlign w:val="center"/>
+          </w:tcPr>
+          <w:p>
+            <w:pPr>
+              <w:pStyle w:val="34fffa"/>
+              <w:spacing w:line="240" w:lineRule="auto"/>
+              <w:ind w:firstLine="0"/>
+              <w:rPr>
+                <w:lang w:val="en-US"/>
+              </w:rPr>
+            </w:pPr>
+            <w:r>
+              <w:rPr>
+                <w:lang w:val="en-US"/>
+              </w:rPr>
+              <w:t>1</w:t>
+            </w:r>
+          </w:p>
+        </w:tc>
+        <w:tc>
+          <w:tcPr>
+            <w:tcW w:w="1893" w:type="dxa"/>
+            <w:vAlign w:val="center"/>
+          </w:tcPr>
+          <w:p>
+            <w:pPr>
+              <w:pStyle w:val="34fffa"/>
+              <w:spacing w:line="240" w:lineRule="auto"/>
+              <w:ind w:firstLine="0"/>
+            </w:pPr>
+          </w:p>
+        </w:tc>
+        <w:tc>
+          <w:tcPr>
+            <w:tcW w:w="1372" w:type="dxa"/>
+            <w:vAlign w:val="center"/>
+          </w:tcPr>
+          <w:p>
+            <w:pPr>
+              <w:pStyle w:val="34fffa"/>
+              <w:spacing w:line="240" w:lineRule="auto"/>
+              <w:ind w:firstLine="0"/>
+            </w:pPr>
+          </w:p>
+        </w:tc>
+        <w:tc>
+          <w:tcPr>
+            <w:tcW w:w="1879" w:type="dxa"/>
+            <w:vAlign w:val="center"/>
+          </w:tcPr>
+          <w:p>
+            <w:pPr>
+              <w:pStyle w:val="34fffa"/>
+              <w:spacing w:line="240" w:lineRule="auto"/>
+              <w:ind w:firstLine="0"/>
+            </w:pPr>
+            <w:r>
+              <w:rPr>
+                <w:lang w:val="en-US"/>
+              </w:rPr>
+              <w:t>0</w:t>
+            </w:r>
+            <w:r>
+              <w:t>,8</w:t>
+            </w:r>
+          </w:p>
+        </w:tc>
+      </w:tr>
+      <w:tr>
+        <w:tc>
+          <w:tcPr>
+            <w:tcW w:w="560" w:type="dxa"/>
+            <w:vAlign w:val="center"/>
+          </w:tcPr>
+          <w:p>
+            <w:pPr>
+              <w:pStyle w:val="34fffa"/>
+              <w:spacing w:line="240" w:lineRule="auto"/>
+              <w:ind w:firstLine="0"/>
+            </w:pPr>
+            <w:r>
+              <w:t>3</w:t>
+            </w:r>
+          </w:p>
+        </w:tc>
+        <w:tc>
+          <w:tcPr>
+            <w:tcW w:w="2619" w:type="dxa"/>
+            <w:vAlign w:val="center"/>
+          </w:tcPr>
+          <w:p>
+            <w:pPr>
+              <w:pStyle w:val="34fffa"/>
+              <w:spacing w:line="240" w:lineRule="auto"/>
+              <w:ind w:firstLine="0"/>
+            </w:pPr>
             <w:r>
               <w:t>Сервер верхнего уровня</w:t>
             </w:r>
+            <w:r>
+              <w:t xml:space="preserve"> в т.ч:</w:t>
+            </w:r>
           </w:p>
         </w:tc>
         <w:tc>
@@ -929,7 +1508,7 @@
               <w:ind w:firstLine="0"/>
             </w:pPr>
             <w:r>
-              <w:t>2,0</w:t>
+              <w:t>3,0</w:t>
             </w:r>
           </w:p>
         </w:tc>
@@ -945,13 +1524,13 @@
               <w:ind w:firstLine="0"/>
             </w:pPr>
             <w:r>
-              <w:t>1,5</w:t>
+              <w:t>2,5</w:t>
             </w:r>
           </w:p>
         </w:tc>
         <w:tc>
           <w:tcPr>
-            <w:tcW w:w="1613" w:type="dxa"/>
+            <w:tcW w:w="1879" w:type="dxa"/>
             <w:vAlign w:val="center"/>
           </w:tcPr>
           <w:p>
@@ -959,17 +1538,267 @@
               <w:pStyle w:val="34fffa"/>
               <w:spacing w:line="240" w:lineRule="auto"/>
               <w:ind w:firstLine="0"/>
+              <w:rPr>
+                <w:lang w:val="en-US"/>
+              </w:rPr>
+            </w:pPr>
+            <w:r>
+              <w:t>2600</w:t>
+            </w:r>
+          </w:p>
+        </w:tc>
+      </w:tr>
+      <w:tr>
+        <w:tc>
+          <w:tcPr>
+            <w:tcW w:w="560" w:type="dxa"/>
+            <w:vAlign w:val="center"/>
+          </w:tcPr>
+          <w:p>
+            <w:pPr>
+              <w:pStyle w:val="34fffa"/>
+              <w:spacing w:line="240" w:lineRule="auto"/>
+              <w:ind w:firstLine="0"/>
+              <w:jc w:val="right"/>
+            </w:pPr>
+          </w:p>
+        </w:tc>
+        <w:tc>
+          <w:tcPr>
+            <w:tcW w:w="2619" w:type="dxa"/>
+            <w:vAlign w:val="center"/>
+          </w:tcPr>
+          <w:p>
+            <w:pPr>
+              <w:pStyle w:val="34fffa"/>
+              <w:spacing w:line="240" w:lineRule="auto"/>
+              <w:ind w:firstLine="0"/>
+            </w:pPr>
+            <w:r>
+              <w:t>АРМ</w:t>
+            </w:r>
+          </w:p>
+        </w:tc>
+        <w:tc>
+          <w:tcPr>
+            <w:tcW w:w="1559" w:type="dxa"/>
+            <w:vAlign w:val="center"/>
+          </w:tcPr>
+          <w:p>
+            <w:pPr>
+              <w:pStyle w:val="34fffa"/>
+              <w:spacing w:line="240" w:lineRule="auto"/>
+              <w:ind w:firstLine="0"/>
+            </w:pPr>
+            <w:r>
+              <w:t>7</w:t>
+            </w:r>
+          </w:p>
+        </w:tc>
+        <w:tc>
+          <w:tcPr>
+            <w:tcW w:w="1893" w:type="dxa"/>
+            <w:vAlign w:val="center"/>
+          </w:tcPr>
+          <w:p>
+            <w:pPr>
+              <w:pStyle w:val="34fffa"/>
+              <w:spacing w:line="240" w:lineRule="auto"/>
+              <w:ind w:firstLine="0"/>
+            </w:pPr>
+          </w:p>
+        </w:tc>
+        <w:tc>
+          <w:tcPr>
+            <w:tcW w:w="1372" w:type="dxa"/>
+            <w:vAlign w:val="center"/>
+          </w:tcPr>
+          <w:p>
+            <w:pPr>
+              <w:pStyle w:val="34fffa"/>
+              <w:spacing w:line="240" w:lineRule="auto"/>
+              <w:ind w:firstLine="0"/>
+            </w:pPr>
+          </w:p>
+        </w:tc>
+        <w:tc>
+          <w:tcPr>
+            <w:tcW w:w="1879" w:type="dxa"/>
+            <w:vAlign w:val="center"/>
+          </w:tcPr>
+          <w:p>
+            <w:pPr>
+              <w:pStyle w:val="34fffa"/>
+              <w:spacing w:line="240" w:lineRule="auto"/>
+              <w:ind w:firstLine="0"/>
+            </w:pPr>
+            <w:r>
+              <w:t>400</w:t>
+            </w:r>
+          </w:p>
+        </w:tc>
+      </w:tr>
+      <w:tr>
+        <w:tc>
+          <w:tcPr>
+            <w:tcW w:w="560" w:type="dxa"/>
+            <w:vAlign w:val="center"/>
+          </w:tcPr>
+          <w:p>
+            <w:pPr>
+              <w:pStyle w:val="34fffa"/>
+              <w:spacing w:line="240" w:lineRule="auto"/>
+              <w:ind w:firstLine="0"/>
+              <w:jc w:val="right"/>
+            </w:pPr>
+          </w:p>
+        </w:tc>
+        <w:tc>
+          <w:tcPr>
+            <w:tcW w:w="2619" w:type="dxa"/>
+            <w:vAlign w:val="center"/>
+          </w:tcPr>
+          <w:p>
+            <w:pPr>
+              <w:pStyle w:val="34fffa"/>
+              <w:spacing w:line="240" w:lineRule="auto"/>
+              <w:ind w:firstLine="0"/>
+            </w:pPr>
+            <w:r>
+              <w:t>Принтер</w:t>
+            </w:r>
+          </w:p>
+        </w:tc>
+        <w:tc>
+          <w:tcPr>
+            <w:tcW w:w="1559" w:type="dxa"/>
+            <w:vAlign w:val="center"/>
+          </w:tcPr>
+          <w:p>
+            <w:pPr>
+              <w:pStyle w:val="34fffa"/>
+              <w:spacing w:line="240" w:lineRule="auto"/>
+              <w:ind w:firstLine="0"/>
+            </w:pPr>
+            <w:r>
+              <w:t>1</w:t>
+            </w:r>
+          </w:p>
+        </w:tc>
+        <w:tc>
+          <w:tcPr>
+            <w:tcW w:w="1893" w:type="dxa"/>
+            <w:vAlign w:val="center"/>
+          </w:tcPr>
+          <w:p>
+            <w:pPr>
+              <w:pStyle w:val="34fffa"/>
+              <w:spacing w:line="240" w:lineRule="auto"/>
+              <w:ind w:firstLine="0"/>
+            </w:pPr>
+          </w:p>
+        </w:tc>
+        <w:tc>
+          <w:tcPr>
+            <w:tcW w:w="1372" w:type="dxa"/>
+            <w:vAlign w:val="center"/>
+          </w:tcPr>
+          <w:p>
+            <w:pPr>
+              <w:pStyle w:val="34fffa"/>
+              <w:spacing w:line="240" w:lineRule="auto"/>
+              <w:ind w:firstLine="0"/>
+            </w:pPr>
+          </w:p>
+        </w:tc>
+        <w:tc>
+          <w:tcPr>
+            <w:tcW w:w="1879" w:type="dxa"/>
+            <w:vAlign w:val="center"/>
+          </w:tcPr>
+          <w:p>
+            <w:pPr>
+              <w:pStyle w:val="34fffa"/>
+              <w:spacing w:line="240" w:lineRule="auto"/>
+              <w:ind w:firstLine="0"/>
+            </w:pPr>
+            <w:r>
+              <w:t>360</w:t>
+            </w:r>
+          </w:p>
+        </w:tc>
+      </w:tr>
+      <w:tr>
+        <w:tc>
+          <w:tcPr>
+            <w:tcW w:w="560" w:type="dxa"/>
+            <w:vAlign w:val="center"/>
+          </w:tcPr>
+          <w:p>
+            <w:pPr>
+              <w:pStyle w:val="34fffa"/>
+              <w:spacing w:line="240" w:lineRule="auto"/>
+              <w:ind w:firstLine="0"/>
+            </w:pPr>
+            <w:r>
+              <w:t>4</w:t>
+            </w:r>
+          </w:p>
+        </w:tc>
+        <w:tc>
+          <w:tcPr>
+            <w:tcW w:w="2619" w:type="dxa"/>
+            <w:vAlign w:val="center"/>
+          </w:tcPr>
+          <w:p>
+            <w:pPr>
+              <w:pStyle w:val="34fffa"/>
+              <w:spacing w:line="240" w:lineRule="auto"/>
+              <w:ind w:firstLine="0"/>
+            </w:pPr>
+            <w:r>
+              <w:t>АСУ ГРП-1</w:t>
+            </w:r>
+            <w:r>
+              <w:t xml:space="preserve"> в т.ч:</w:t>
+            </w:r>
+          </w:p>
+        </w:tc>
+        <w:tc>
+          <w:tcPr>
+            <w:tcW w:w="1559" w:type="dxa"/>
+            <w:vAlign w:val="center"/>
+          </w:tcPr>
+          <w:p>
+            <w:pPr>
+              <w:pStyle w:val="34fffa"/>
+              <w:spacing w:line="240" w:lineRule="auto"/>
+              <w:ind w:firstLine="0"/>
+            </w:pPr>
+            <w:r>
+              <w:t>1</w:t>
+            </w:r>
+          </w:p>
+        </w:tc>
+        <w:tc>
+          <w:tcPr>
+            <w:tcW w:w="1893" w:type="dxa"/>
+            <w:vAlign w:val="center"/>
+          </w:tcPr>
+          <w:p>
+            <w:pPr>
+              <w:pStyle w:val="34fffa"/>
+              <w:spacing w:line="240" w:lineRule="auto"/>
+              <w:ind w:firstLine="0"/>
             </w:pPr>
             <w:r>
               <w:t>1,7</w:t>
             </w:r>
           </w:p>
         </w:tc>
-      </w:tr>
-      <w:tr>
-        <w:tc>
-          <w:tcPr>
-            <w:tcW w:w="560" w:type="dxa"/>
+        <w:tc>
+          <w:tcPr>
+            <w:tcW w:w="1372" w:type="dxa"/>
             <w:vAlign w:val="center"/>
           </w:tcPr>
           <w:p>
@@ -979,13 +1808,13 @@
               <w:ind w:firstLine="0"/>
             </w:pPr>
             <w:r>
-              <w:t>4</w:t>
+              <w:t>1,2</w:t>
             </w:r>
           </w:p>
         </w:tc>
         <w:tc>
           <w:tcPr>
-            <w:tcW w:w="2637" w:type="dxa"/>
+            <w:tcW w:w="1879" w:type="dxa"/>
             <w:vAlign w:val="center"/>
           </w:tcPr>
           <w:p>
@@ -995,13 +1824,18 @@
               <w:ind w:firstLine="0"/>
             </w:pPr>
             <w:r>
-              <w:t>АСУ ГРП-1</w:t>
+              <w:t>15</w:t>
             </w:r>
-          </w:p>
-        </w:tc>
-        <w:tc>
-          <w:tcPr>
-            <w:tcW w:w="1559" w:type="dxa"/>
+            <w:r>
+              <w:t>00</w:t>
+            </w:r>
+          </w:p>
+        </w:tc>
+      </w:tr>
+      <w:tr>
+        <w:tc>
+          <w:tcPr>
+            <w:tcW w:w="560" w:type="dxa"/>
             <w:vAlign w:val="center"/>
           </w:tcPr>
           <w:p>
@@ -1009,6 +1843,135 @@
               <w:pStyle w:val="34fffa"/>
               <w:spacing w:line="240" w:lineRule="auto"/>
               <w:ind w:firstLine="0"/>
+              <w:jc w:val="right"/>
+            </w:pPr>
+          </w:p>
+        </w:tc>
+        <w:tc>
+          <w:tcPr>
+            <w:tcW w:w="2619" w:type="dxa"/>
+            <w:vAlign w:val="center"/>
+          </w:tcPr>
+          <w:p>
+            <w:pPr>
+              <w:pStyle w:val="34fffa"/>
+              <w:spacing w:line="240" w:lineRule="auto"/>
+              <w:ind w:firstLine="0"/>
+            </w:pPr>
+            <w:r>
+              <w:t xml:space="preserve">Датчики </w:t>
+            </w:r>
+            <w:r>
+              <w:t>АИР-20/М2-Н</w:t>
+            </w:r>
+          </w:p>
+        </w:tc>
+        <w:tc>
+          <w:tcPr>
+            <w:tcW w:w="1559" w:type="dxa"/>
+            <w:vAlign w:val="center"/>
+          </w:tcPr>
+          <w:p>
+            <w:pPr>
+              <w:pStyle w:val="34fffa"/>
+              <w:spacing w:line="240" w:lineRule="auto"/>
+              <w:ind w:firstLine="0"/>
+            </w:pPr>
+            <w:r>
+              <w:t>2</w:t>
+            </w:r>
+          </w:p>
+        </w:tc>
+        <w:tc>
+          <w:tcPr>
+            <w:tcW w:w="1893" w:type="dxa"/>
+            <w:vAlign w:val="center"/>
+          </w:tcPr>
+          <w:p>
+            <w:pPr>
+              <w:pStyle w:val="34fffa"/>
+              <w:spacing w:line="240" w:lineRule="auto"/>
+              <w:ind w:firstLine="0"/>
+            </w:pPr>
+          </w:p>
+        </w:tc>
+        <w:tc>
+          <w:tcPr>
+            <w:tcW w:w="1372" w:type="dxa"/>
+            <w:vAlign w:val="center"/>
+          </w:tcPr>
+          <w:p>
+            <w:pPr>
+              <w:pStyle w:val="34fffa"/>
+              <w:spacing w:line="240" w:lineRule="auto"/>
+              <w:ind w:firstLine="0"/>
+            </w:pPr>
+          </w:p>
+        </w:tc>
+        <w:tc>
+          <w:tcPr>
+            <w:tcW w:w="1879" w:type="dxa"/>
+            <w:vAlign w:val="center"/>
+          </w:tcPr>
+          <w:p>
+            <w:pPr>
+              <w:pStyle w:val="34fffa"/>
+              <w:spacing w:line="240" w:lineRule="auto"/>
+              <w:ind w:firstLine="0"/>
+            </w:pPr>
+            <w:r>
+              <w:t>0,7</w:t>
+            </w:r>
+          </w:p>
+        </w:tc>
+      </w:tr>
+      <w:tr>
+        <w:tc>
+          <w:tcPr>
+            <w:tcW w:w="560" w:type="dxa"/>
+            <w:vAlign w:val="center"/>
+          </w:tcPr>
+          <w:p>
+            <w:pPr>
+              <w:pStyle w:val="34fffa"/>
+              <w:spacing w:line="240" w:lineRule="auto"/>
+              <w:ind w:firstLine="0"/>
+              <w:jc w:val="right"/>
+            </w:pPr>
+          </w:p>
+        </w:tc>
+        <w:tc>
+          <w:tcPr>
+            <w:tcW w:w="2619" w:type="dxa"/>
+            <w:vAlign w:val="center"/>
+          </w:tcPr>
+          <w:p>
+            <w:pPr>
+              <w:pStyle w:val="34fffa"/>
+              <w:spacing w:line="240" w:lineRule="auto"/>
+              <w:ind w:firstLine="0"/>
+            </w:pPr>
+            <w:r>
+              <w:t xml:space="preserve">Датчики </w:t>
+            </w:r>
+            <w:r>
+              <w:t>АИР-</w:t>
+            </w:r>
+            <w:r>
+              <w:t>30</w:t>
+            </w:r>
+          </w:p>
+        </w:tc>
+        <w:tc>
+          <w:tcPr>
+            <w:tcW w:w="1559" w:type="dxa"/>
+            <w:vAlign w:val="center"/>
+          </w:tcPr>
+          <w:p>
+            <w:pPr>
+              <w:pStyle w:val="34fffa"/>
+              <w:spacing w:line="240" w:lineRule="auto"/>
+              <w:ind w:firstLine="0"/>
             </w:pPr>
             <w:r>
               <w:t>1</w:t>
@@ -1026,9 +1989,850 @@
               <w:spacing w:line="240" w:lineRule="auto"/>
               <w:ind w:firstLine="0"/>
             </w:pPr>
+          </w:p>
+        </w:tc>
+        <w:tc>
+          <w:tcPr>
+            <w:tcW w:w="1372" w:type="dxa"/>
+            <w:vAlign w:val="center"/>
+          </w:tcPr>
+          <w:p>
+            <w:pPr>
+              <w:pStyle w:val="34fffa"/>
+              <w:spacing w:line="240" w:lineRule="auto"/>
+              <w:ind w:firstLine="0"/>
+            </w:pPr>
+          </w:p>
+        </w:tc>
+        <w:tc>
+          <w:tcPr>
+            <w:tcW w:w="1879" w:type="dxa"/>
+            <w:vAlign w:val="center"/>
+          </w:tcPr>
+          <w:p>
+            <w:pPr>
+              <w:pStyle w:val="34fffa"/>
+              <w:spacing w:line="240" w:lineRule="auto"/>
+              <w:ind w:firstLine="0"/>
+            </w:pPr>
             <w:r>
-              <w:t>1,</w:t>
+              <w:t>0,7</w:t>
             </w:r>
+          </w:p>
+        </w:tc>
+      </w:tr>
+      <w:tr>
+        <w:tc>
+          <w:tcPr>
+            <w:tcW w:w="560" w:type="dxa"/>
+            <w:vAlign w:val="center"/>
+          </w:tcPr>
+          <w:p>
+            <w:pPr>
+              <w:pStyle w:val="34fffa"/>
+              <w:spacing w:line="240" w:lineRule="auto"/>
+              <w:ind w:firstLine="0"/>
+            </w:pPr>
+            <w:r>
+              <w:t>5</w:t>
+            </w:r>
+          </w:p>
+        </w:tc>
+        <w:tc>
+          <w:tcPr>
+            <w:tcW w:w="2619" w:type="dxa"/>
+            <w:vAlign w:val="center"/>
+          </w:tcPr>
+          <w:p>
+            <w:pPr>
+              <w:pStyle w:val="34fffa"/>
+              <w:spacing w:line="240" w:lineRule="auto"/>
+              <w:ind w:firstLine="0"/>
+            </w:pPr>
+            <w:r>
+              <w:t>АСУ ГРП-2</w:t>
+            </w:r>
+            <w:r>
+              <w:t xml:space="preserve"> в т.ч:</w:t>
+            </w:r>
+          </w:p>
+        </w:tc>
+        <w:tc>
+          <w:tcPr>
+            <w:tcW w:w="1559" w:type="dxa"/>
+            <w:vAlign w:val="center"/>
+          </w:tcPr>
+          <w:p>
+            <w:pPr>
+              <w:pStyle w:val="34fffa"/>
+              <w:spacing w:line="240" w:lineRule="auto"/>
+              <w:ind w:firstLine="0"/>
+            </w:pPr>
+            <w:r>
+              <w:t>1</w:t>
+            </w:r>
+          </w:p>
+        </w:tc>
+        <w:tc>
+          <w:tcPr>
+            <w:tcW w:w="1893" w:type="dxa"/>
+            <w:vAlign w:val="center"/>
+          </w:tcPr>
+          <w:p>
+            <w:pPr>
+              <w:pStyle w:val="34fffa"/>
+              <w:spacing w:line="240" w:lineRule="auto"/>
+              <w:ind w:firstLine="0"/>
+            </w:pPr>
+            <w:r>
+              <w:t>1,7</w:t>
+            </w:r>
+          </w:p>
+        </w:tc>
+        <w:tc>
+          <w:tcPr>
+            <w:tcW w:w="1372" w:type="dxa"/>
+            <w:vAlign w:val="center"/>
+          </w:tcPr>
+          <w:p>
+            <w:pPr>
+              <w:pStyle w:val="34fffa"/>
+              <w:spacing w:line="240" w:lineRule="auto"/>
+              <w:ind w:firstLine="0"/>
+            </w:pPr>
+            <w:r>
+              <w:t>1,2</w:t>
+            </w:r>
+          </w:p>
+        </w:tc>
+        <w:tc>
+          <w:tcPr>
+            <w:tcW w:w="1879" w:type="dxa"/>
+            <w:vAlign w:val="center"/>
+          </w:tcPr>
+          <w:p>
+            <w:pPr>
+              <w:pStyle w:val="34fffa"/>
+              <w:spacing w:line="240" w:lineRule="auto"/>
+              <w:ind w:firstLine="0"/>
+            </w:pPr>
+            <w:r>
+              <w:t>15</w:t>
+            </w:r>
+            <w:r>
+              <w:t>00</w:t>
+            </w:r>
+          </w:p>
+        </w:tc>
+      </w:tr>
+      <w:tr>
+        <w:tc>
+          <w:tcPr>
+            <w:tcW w:w="560" w:type="dxa"/>
+            <w:vAlign w:val="center"/>
+          </w:tcPr>
+          <w:p>
+            <w:pPr>
+              <w:pStyle w:val="34fffa"/>
+              <w:spacing w:line="240" w:lineRule="auto"/>
+              <w:ind w:firstLine="0"/>
+              <w:jc w:val="right"/>
+            </w:pPr>
+          </w:p>
+        </w:tc>
+        <w:tc>
+          <w:tcPr>
+            <w:tcW w:w="2619" w:type="dxa"/>
+            <w:vAlign w:val="center"/>
+          </w:tcPr>
+          <w:p>
+            <w:pPr>
+              <w:pStyle w:val="34fffa"/>
+              <w:spacing w:line="240" w:lineRule="auto"/>
+              <w:ind w:firstLine="0"/>
+            </w:pPr>
+            <w:r>
+              <w:t xml:space="preserve">Датчики </w:t>
+            </w:r>
+            <w:r>
+              <w:t>АИР-20/М2-Н</w:t>
+            </w:r>
+          </w:p>
+        </w:tc>
+        <w:tc>
+          <w:tcPr>
+            <w:tcW w:w="1559" w:type="dxa"/>
+            <w:vAlign w:val="center"/>
+          </w:tcPr>
+          <w:p>
+            <w:pPr>
+              <w:pStyle w:val="34fffa"/>
+              <w:spacing w:line="240" w:lineRule="auto"/>
+              <w:ind w:firstLine="0"/>
+            </w:pPr>
+            <w:r>
+              <w:t>9</w:t>
+            </w:r>
+          </w:p>
+        </w:tc>
+        <w:tc>
+          <w:tcPr>
+            <w:tcW w:w="1893" w:type="dxa"/>
+            <w:vAlign w:val="center"/>
+          </w:tcPr>
+          <w:p>
+            <w:pPr>
+              <w:pStyle w:val="34fffa"/>
+              <w:spacing w:line="240" w:lineRule="auto"/>
+              <w:ind w:firstLine="0"/>
+            </w:pPr>
+          </w:p>
+        </w:tc>
+        <w:tc>
+          <w:tcPr>
+            <w:tcW w:w="1372" w:type="dxa"/>
+            <w:vAlign w:val="center"/>
+          </w:tcPr>
+          <w:p>
+            <w:pPr>
+              <w:pStyle w:val="34fffa"/>
+              <w:spacing w:line="240" w:lineRule="auto"/>
+              <w:ind w:firstLine="0"/>
+            </w:pPr>
+          </w:p>
+        </w:tc>
+        <w:tc>
+          <w:tcPr>
+            <w:tcW w:w="1879" w:type="dxa"/>
+            <w:vAlign w:val="center"/>
+          </w:tcPr>
+          <w:p>
+            <w:pPr>
+              <w:pStyle w:val="34fffa"/>
+              <w:spacing w:line="240" w:lineRule="auto"/>
+              <w:ind w:firstLine="0"/>
+            </w:pPr>
+            <w:r>
+              <w:t>0,7</w:t>
+            </w:r>
+          </w:p>
+        </w:tc>
+      </w:tr>
+      <w:tr>
+        <w:tc>
+          <w:tcPr>
+            <w:tcW w:w="560" w:type="dxa"/>
+            <w:vAlign w:val="center"/>
+          </w:tcPr>
+          <w:p>
+            <w:pPr>
+              <w:pStyle w:val="34fffa"/>
+              <w:spacing w:line="240" w:lineRule="auto"/>
+              <w:ind w:firstLine="0"/>
+              <w:jc w:val="right"/>
+            </w:pPr>
+          </w:p>
+        </w:tc>
+        <w:tc>
+          <w:tcPr>
+            <w:tcW w:w="2619" w:type="dxa"/>
+            <w:vAlign w:val="center"/>
+          </w:tcPr>
+          <w:p>
+            <w:pPr>
+              <w:pStyle w:val="34fffa"/>
+              <w:spacing w:line="240" w:lineRule="auto"/>
+              <w:ind w:firstLine="0"/>
+            </w:pPr>
+            <w:r>
+              <w:t xml:space="preserve">Датчик </w:t>
+            </w:r>
+            <w:r>
+              <w:t>ИРВИС-</w:t>
+            </w:r>
+            <w:proofErr w:type="spellStart"/>
+            <w:r>
+              <w:t>Ультра.ТИ</w:t>
+            </w:r>
+            <w:proofErr w:type="spellEnd"/>
+            <w:r>
+              <w:t xml:space="preserve"> (A1.4)</w:t>
+            </w:r>
+          </w:p>
+        </w:tc>
+        <w:tc>
+          <w:tcPr>
+            <w:tcW w:w="1559" w:type="dxa"/>
+            <w:vAlign w:val="center"/>
+          </w:tcPr>
+          <w:p>
+            <w:pPr>
+              <w:pStyle w:val="34fffa"/>
+              <w:spacing w:line="240" w:lineRule="auto"/>
+              <w:ind w:firstLine="0"/>
+            </w:pPr>
+            <w:r>
+              <w:t>1</w:t>
+            </w:r>
+          </w:p>
+        </w:tc>
+        <w:tc>
+          <w:tcPr>
+            <w:tcW w:w="1893" w:type="dxa"/>
+            <w:vAlign w:val="center"/>
+          </w:tcPr>
+          <w:p>
+            <w:pPr>
+              <w:pStyle w:val="34fffa"/>
+              <w:spacing w:line="240" w:lineRule="auto"/>
+              <w:ind w:firstLine="0"/>
+            </w:pPr>
+          </w:p>
+        </w:tc>
+        <w:tc>
+          <w:tcPr>
+            <w:tcW w:w="1372" w:type="dxa"/>
+            <w:vAlign w:val="center"/>
+          </w:tcPr>
+          <w:p>
+            <w:pPr>
+              <w:pStyle w:val="34fffa"/>
+              <w:spacing w:line="240" w:lineRule="auto"/>
+              <w:ind w:firstLine="0"/>
+            </w:pPr>
+          </w:p>
+        </w:tc>
+        <w:tc>
+          <w:tcPr>
+            <w:tcW w:w="1879" w:type="dxa"/>
+            <w:vAlign w:val="center"/>
+          </w:tcPr>
+          <w:p>
+            <w:pPr>
+              <w:pStyle w:val="34fffa"/>
+              <w:spacing w:line="240" w:lineRule="auto"/>
+              <w:ind w:firstLine="0"/>
+            </w:pPr>
+            <w:r>
+              <w:t>25</w:t>
+            </w:r>
+          </w:p>
+        </w:tc>
+      </w:tr>
+      <w:tr>
+        <w:tc>
+          <w:tcPr>
+            <w:tcW w:w="560" w:type="dxa"/>
+            <w:vAlign w:val="center"/>
+          </w:tcPr>
+          <w:p>
+            <w:pPr>
+              <w:pStyle w:val="34fffa"/>
+              <w:spacing w:line="240" w:lineRule="auto"/>
+              <w:ind w:firstLine="0"/>
+            </w:pPr>
+            <w:r>
+              <w:t>6</w:t>
+            </w:r>
+          </w:p>
+        </w:tc>
+        <w:tc>
+          <w:tcPr>
+            <w:tcW w:w="2619" w:type="dxa"/>
+            <w:vAlign w:val="center"/>
+          </w:tcPr>
+          <w:p>
+            <w:pPr>
+              <w:pStyle w:val="34fffa"/>
+              <w:spacing w:line="240" w:lineRule="auto"/>
+              <w:ind w:firstLine="0"/>
+            </w:pPr>
+            <w:r>
+              <w:t>АСУТП ВК</w:t>
+            </w:r>
+            <w:r>
+              <w:t xml:space="preserve"> в т.ч:</w:t>
+            </w:r>
+          </w:p>
+        </w:tc>
+        <w:tc>
+          <w:tcPr>
+            <w:tcW w:w="1559" w:type="dxa"/>
+            <w:vAlign w:val="center"/>
+          </w:tcPr>
+          <w:p>
+            <w:pPr>
+              <w:pStyle w:val="34fffa"/>
+              <w:spacing w:line="240" w:lineRule="auto"/>
+              <w:ind w:firstLine="0"/>
+            </w:pPr>
+            <w:r>
+              <w:t>1</w:t>
+            </w:r>
+          </w:p>
+        </w:tc>
+        <w:tc>
+          <w:tcPr>
+            <w:tcW w:w="1893" w:type="dxa"/>
+            <w:vAlign w:val="center"/>
+          </w:tcPr>
+          <w:p>
+            <w:pPr>
+              <w:pStyle w:val="34fffa"/>
+              <w:spacing w:line="240" w:lineRule="auto"/>
+              <w:ind w:firstLine="0"/>
+            </w:pPr>
+            <w:r>
+              <w:t>3,0</w:t>
+            </w:r>
+          </w:p>
+        </w:tc>
+        <w:tc>
+          <w:tcPr>
+            <w:tcW w:w="1372" w:type="dxa"/>
+            <w:vAlign w:val="center"/>
+          </w:tcPr>
+          <w:p>
+            <w:pPr>
+              <w:pStyle w:val="34fffa"/>
+              <w:spacing w:line="240" w:lineRule="auto"/>
+              <w:ind w:firstLine="0"/>
+            </w:pPr>
+            <w:r>
+              <w:t>1,8</w:t>
+            </w:r>
+          </w:p>
+        </w:tc>
+        <w:tc>
+          <w:tcPr>
+            <w:tcW w:w="1879" w:type="dxa"/>
+            <w:vAlign w:val="center"/>
+          </w:tcPr>
+          <w:p>
+            <w:pPr>
+              <w:pStyle w:val="34fffa"/>
+              <w:spacing w:line="240" w:lineRule="auto"/>
+              <w:ind w:firstLine="0"/>
+            </w:pPr>
+            <w:r>
+              <w:t>25</w:t>
+            </w:r>
+            <w:r>
+              <w:t>00</w:t>
+            </w:r>
+          </w:p>
+        </w:tc>
+      </w:tr>
+      <w:tr>
+        <w:tc>
+          <w:tcPr>
+            <w:tcW w:w="560" w:type="dxa"/>
+            <w:vAlign w:val="center"/>
+          </w:tcPr>
+          <w:p>
+            <w:pPr>
+              <w:pStyle w:val="34fffa"/>
+              <w:spacing w:line="240" w:lineRule="auto"/>
+              <w:ind w:firstLine="0"/>
+              <w:jc w:val="right"/>
+            </w:pPr>
+          </w:p>
+        </w:tc>
+        <w:tc>
+          <w:tcPr>
+            <w:tcW w:w="2619" w:type="dxa"/>
+            <w:vAlign w:val="center"/>
+          </w:tcPr>
+          <w:p>
+            <w:pPr>
+              <w:pStyle w:val="34fffa"/>
+              <w:spacing w:line="240" w:lineRule="auto"/>
+              <w:ind w:firstLine="0"/>
+            </w:pPr>
+            <w:r>
+              <w:t xml:space="preserve">Датчики </w:t>
+            </w:r>
+            <w:r>
+              <w:t>АИР-20/М2-Н</w:t>
+            </w:r>
+          </w:p>
+        </w:tc>
+        <w:tc>
+          <w:tcPr>
+            <w:tcW w:w="1559" w:type="dxa"/>
+            <w:vAlign w:val="center"/>
+          </w:tcPr>
+          <w:p>
+            <w:pPr>
+              <w:pStyle w:val="34fffa"/>
+              <w:spacing w:line="240" w:lineRule="auto"/>
+              <w:ind w:firstLine="0"/>
+            </w:pPr>
+            <w:r>
+              <w:t>93</w:t>
+            </w:r>
+          </w:p>
+        </w:tc>
+        <w:tc>
+          <w:tcPr>
+            <w:tcW w:w="1893" w:type="dxa"/>
+            <w:vAlign w:val="center"/>
+          </w:tcPr>
+          <w:p>
+            <w:pPr>
+              <w:pStyle w:val="34fffa"/>
+              <w:spacing w:line="240" w:lineRule="auto"/>
+              <w:ind w:firstLine="0"/>
+            </w:pPr>
+          </w:p>
+        </w:tc>
+        <w:tc>
+          <w:tcPr>
+            <w:tcW w:w="1372" w:type="dxa"/>
+            <w:vAlign w:val="center"/>
+          </w:tcPr>
+          <w:p>
+            <w:pPr>
+              <w:pStyle w:val="34fffa"/>
+              <w:spacing w:line="240" w:lineRule="auto"/>
+              <w:ind w:firstLine="0"/>
+            </w:pPr>
+          </w:p>
+        </w:tc>
+        <w:tc>
+          <w:tcPr>
+            <w:tcW w:w="1879" w:type="dxa"/>
+            <w:vAlign w:val="center"/>
+          </w:tcPr>
+          <w:p>
+            <w:pPr>
+              <w:pStyle w:val="34fffa"/>
+              <w:spacing w:line="240" w:lineRule="auto"/>
+              <w:ind w:firstLine="0"/>
+            </w:pPr>
+            <w:r>
+              <w:t>0,7</w:t>
+            </w:r>
+          </w:p>
+        </w:tc>
+      </w:tr>
+      <w:tr>
+        <w:tc>
+          <w:tcPr>
+            <w:tcW w:w="560" w:type="dxa"/>
+            <w:vAlign w:val="center"/>
+          </w:tcPr>
+          <w:p>
+            <w:pPr>
+              <w:pStyle w:val="34fffa"/>
+              <w:spacing w:line="240" w:lineRule="auto"/>
+              <w:ind w:firstLine="0"/>
+              <w:jc w:val="right"/>
+            </w:pPr>
+          </w:p>
+        </w:tc>
+        <w:tc>
+          <w:tcPr>
+            <w:tcW w:w="2619" w:type="dxa"/>
+            <w:vAlign w:val="center"/>
+          </w:tcPr>
+          <w:p>
+            <w:pPr>
+              <w:pStyle w:val="34fffa"/>
+              <w:spacing w:line="240" w:lineRule="auto"/>
+              <w:ind w:firstLine="0"/>
+            </w:pPr>
+            <w:r>
+              <w:t>Датчики</w:t>
+            </w:r>
+            <w:r>
+              <w:rPr>
+                <w:lang w:val="en-US"/>
+              </w:rPr>
+              <w:t xml:space="preserve"> </w:t>
+            </w:r>
+            <w:r>
+              <w:rPr>
+                <w:lang w:val="en-US"/>
+              </w:rPr>
+              <w:t>ТПУ-205</w:t>
+            </w:r>
+          </w:p>
+        </w:tc>
+        <w:tc>
+          <w:tcPr>
+            <w:tcW w:w="1559" w:type="dxa"/>
+            <w:vAlign w:val="center"/>
+          </w:tcPr>
+          <w:p>
+            <w:pPr>
+              <w:pStyle w:val="34fffa"/>
+              <w:spacing w:line="240" w:lineRule="auto"/>
+              <w:ind w:firstLine="0"/>
+            </w:pPr>
+            <w:r>
+              <w:t>46</w:t>
+            </w:r>
+          </w:p>
+        </w:tc>
+        <w:tc>
+          <w:tcPr>
+            <w:tcW w:w="1893" w:type="dxa"/>
+            <w:vAlign w:val="center"/>
+          </w:tcPr>
+          <w:p>
+            <w:pPr>
+              <w:pStyle w:val="34fffa"/>
+              <w:spacing w:line="240" w:lineRule="auto"/>
+              <w:ind w:firstLine="0"/>
+            </w:pPr>
+          </w:p>
+        </w:tc>
+        <w:tc>
+          <w:tcPr>
+            <w:tcW w:w="1372" w:type="dxa"/>
+            <w:vAlign w:val="center"/>
+          </w:tcPr>
+          <w:p>
+            <w:pPr>
+              <w:pStyle w:val="34fffa"/>
+              <w:spacing w:line="240" w:lineRule="auto"/>
+              <w:ind w:firstLine="0"/>
+            </w:pPr>
+          </w:p>
+        </w:tc>
+        <w:tc>
+          <w:tcPr>
+            <w:tcW w:w="1879" w:type="dxa"/>
+            <w:vAlign w:val="center"/>
+          </w:tcPr>
+          <w:p>
+            <w:pPr>
+              <w:pStyle w:val="34fffa"/>
+              <w:spacing w:line="240" w:lineRule="auto"/>
+              <w:ind w:firstLine="0"/>
+            </w:pPr>
+            <w:r>
+              <w:t>0,8</w:t>
+            </w:r>
+          </w:p>
+        </w:tc>
+      </w:tr>
+      <w:tr>
+        <w:tc>
+          <w:tcPr>
+            <w:tcW w:w="560" w:type="dxa"/>
+            <w:vAlign w:val="center"/>
+          </w:tcPr>
+          <w:p>
+            <w:pPr>
+              <w:pStyle w:val="34fffa"/>
+              <w:spacing w:line="240" w:lineRule="auto"/>
+              <w:ind w:firstLine="0"/>
+              <w:jc w:val="right"/>
+            </w:pPr>
+          </w:p>
+        </w:tc>
+        <w:tc>
+          <w:tcPr>
+            <w:tcW w:w="2619" w:type="dxa"/>
+            <w:vAlign w:val="center"/>
+          </w:tcPr>
+          <w:p>
+            <w:pPr>
+              <w:pStyle w:val="34fffa"/>
+              <w:spacing w:line="240" w:lineRule="auto"/>
+              <w:ind w:firstLine="0"/>
+            </w:pPr>
+            <w:r>
+              <w:t>Датчики</w:t>
+            </w:r>
+            <w:r>
+              <w:t xml:space="preserve"> </w:t>
+            </w:r>
+            <w:r>
+              <w:t>УЛМ-</w:t>
+            </w:r>
+            <w:proofErr w:type="gramStart"/>
+            <w:r>
+              <w:t>31.А</w:t>
+            </w:r>
+            <w:proofErr w:type="gramEnd"/>
+            <w:r>
+              <w:t>1</w:t>
+            </w:r>
+          </w:p>
+        </w:tc>
+        <w:tc>
+          <w:tcPr>
+            <w:tcW w:w="1559" w:type="dxa"/>
+            <w:vAlign w:val="center"/>
+          </w:tcPr>
+          <w:p>
+            <w:pPr>
+              <w:pStyle w:val="34fffa"/>
+              <w:spacing w:line="240" w:lineRule="auto"/>
+              <w:ind w:firstLine="0"/>
+            </w:pPr>
+            <w:r>
+              <w:t>5</w:t>
+            </w:r>
+          </w:p>
+        </w:tc>
+        <w:tc>
+          <w:tcPr>
+            <w:tcW w:w="1893" w:type="dxa"/>
+            <w:vAlign w:val="center"/>
+          </w:tcPr>
+          <w:p>
+            <w:pPr>
+              <w:pStyle w:val="34fffa"/>
+              <w:spacing w:line="240" w:lineRule="auto"/>
+              <w:ind w:firstLine="0"/>
+            </w:pPr>
+          </w:p>
+        </w:tc>
+        <w:tc>
+          <w:tcPr>
+            <w:tcW w:w="1372" w:type="dxa"/>
+            <w:vAlign w:val="center"/>
+          </w:tcPr>
+          <w:p>
+            <w:pPr>
+              <w:pStyle w:val="34fffa"/>
+              <w:spacing w:line="240" w:lineRule="auto"/>
+              <w:ind w:firstLine="0"/>
+            </w:pPr>
+          </w:p>
+        </w:tc>
+        <w:tc>
+          <w:tcPr>
+            <w:tcW w:w="1879" w:type="dxa"/>
+            <w:vAlign w:val="center"/>
+          </w:tcPr>
+          <w:p>
+            <w:pPr>
+              <w:pStyle w:val="34fffa"/>
+              <w:spacing w:line="240" w:lineRule="auto"/>
+              <w:ind w:firstLine="0"/>
+            </w:pPr>
+            <w:r>
+              <w:rPr>
+                <w:lang w:val="en-US"/>
+              </w:rPr>
+              <w:t>0</w:t>
+            </w:r>
+            <w:r>
+              <w:t>,8</w:t>
+            </w:r>
+          </w:p>
+        </w:tc>
+      </w:tr>
+      <w:tr>
+        <w:tc>
+          <w:tcPr>
+            <w:tcW w:w="560" w:type="dxa"/>
+            <w:vAlign w:val="center"/>
+          </w:tcPr>
+          <w:p>
+            <w:pPr>
+              <w:pStyle w:val="34fffa"/>
+              <w:spacing w:line="240" w:lineRule="auto"/>
+              <w:ind w:firstLine="0"/>
+              <w:jc w:val="right"/>
+            </w:pPr>
+          </w:p>
+        </w:tc>
+        <w:tc>
+          <w:tcPr>
+            <w:tcW w:w="2619" w:type="dxa"/>
+            <w:vAlign w:val="center"/>
+          </w:tcPr>
+          <w:p>
+            <w:pPr>
+              <w:pStyle w:val="34fffa"/>
+              <w:spacing w:line="240" w:lineRule="auto"/>
+              <w:ind w:firstLine="0"/>
+            </w:pPr>
+            <w:r>
+              <w:t xml:space="preserve">Датчики </w:t>
+            </w:r>
+            <w:r>
+              <w:t>Метран - 150TGR</w:t>
+            </w:r>
+          </w:p>
+        </w:tc>
+        <w:tc>
+          <w:tcPr>
+            <w:tcW w:w="1559" w:type="dxa"/>
+            <w:vAlign w:val="center"/>
+          </w:tcPr>
+          <w:p>
+            <w:pPr>
+              <w:pStyle w:val="34fffa"/>
+              <w:spacing w:line="240" w:lineRule="auto"/>
+              <w:ind w:firstLine="0"/>
+            </w:pPr>
+            <w:r>
+              <w:t>2</w:t>
+            </w:r>
+          </w:p>
+        </w:tc>
+        <w:tc>
+          <w:tcPr>
+            <w:tcW w:w="1893" w:type="dxa"/>
+            <w:vAlign w:val="center"/>
+          </w:tcPr>
+          <w:p>
+            <w:pPr>
+              <w:pStyle w:val="34fffa"/>
+              <w:spacing w:line="240" w:lineRule="auto"/>
+              <w:ind w:firstLine="0"/>
+            </w:pPr>
+          </w:p>
+        </w:tc>
+        <w:tc>
+          <w:tcPr>
+            <w:tcW w:w="1372" w:type="dxa"/>
+            <w:vAlign w:val="center"/>
+          </w:tcPr>
+          <w:p>
+            <w:pPr>
+              <w:pStyle w:val="34fffa"/>
+              <w:spacing w:line="240" w:lineRule="auto"/>
+              <w:ind w:firstLine="0"/>
+            </w:pPr>
+          </w:p>
+        </w:tc>
+        <w:tc>
+          <w:tcPr>
+            <w:tcW w:w="1879" w:type="dxa"/>
+            <w:vAlign w:val="center"/>
+          </w:tcPr>
+          <w:p>
+            <w:pPr>
+              <w:pStyle w:val="34fffa"/>
+              <w:spacing w:line="240" w:lineRule="auto"/>
+              <w:ind w:firstLine="0"/>
+            </w:pPr>
+            <w:r>
+              <w:t>1</w:t>
+            </w:r>
+          </w:p>
+        </w:tc>
+      </w:tr>
+      <w:tr>
+        <w:tc>
+          <w:tcPr>
+            <w:tcW w:w="560" w:type="dxa"/>
+            <w:vAlign w:val="center"/>
+          </w:tcPr>
+          <w:p>
+            <w:pPr>
+              <w:pStyle w:val="34fffa"/>
+              <w:spacing w:line="240" w:lineRule="auto"/>
+              <w:ind w:firstLine="0"/>
+            </w:pPr>
             <w:r>
               <w:t>7</w:t>
             </w:r>
@@ -1036,7 +2840,7 @@
         </w:tc>
         <w:tc>
           <w:tcPr>
-            <w:tcW w:w="1372" w:type="dxa"/>
+            <w:tcW w:w="2619" w:type="dxa"/>
             <w:vAlign w:val="center"/>
           </w:tcPr>
           <w:p>
@@ -1046,13 +2850,13 @@
               <w:ind w:firstLine="0"/>
             </w:pPr>
             <w:r>
-              <w:t>1,2</w:t>
+              <w:t>АСУ ЭТО</w:t>
             </w:r>
           </w:p>
         </w:tc>
         <w:tc>
           <w:tcPr>
-            <w:tcW w:w="1613" w:type="dxa"/>
+            <w:tcW w:w="1559" w:type="dxa"/>
             <w:vAlign w:val="center"/>
           </w:tcPr>
           <w:p>
@@ -1062,18 +2866,13 @@
               <w:ind w:firstLine="0"/>
             </w:pPr>
             <w:r>
-              <w:t>1,</w:t>
+              <w:t>1</w:t>
             </w:r>
-            <w:r>
-              <w:t>5</w:t>
-            </w:r>
-          </w:p>
-        </w:tc>
-      </w:tr>
-      <w:tr>
-        <w:tc>
-          <w:tcPr>
-            <w:tcW w:w="560" w:type="dxa"/>
+          </w:p>
+        </w:tc>
+        <w:tc>
+          <w:tcPr>
+            <w:tcW w:w="1893" w:type="dxa"/>
             <w:vAlign w:val="center"/>
           </w:tcPr>
           <w:p>
@@ -1083,13 +2882,13 @@
               <w:ind w:firstLine="0"/>
             </w:pPr>
             <w:r>
-              <w:t>5</w:t>
+              <w:t>2,0</w:t>
             </w:r>
           </w:p>
         </w:tc>
         <w:tc>
           <w:tcPr>
-            <w:tcW w:w="2637" w:type="dxa"/>
+            <w:tcW w:w="1372" w:type="dxa"/>
             <w:vAlign w:val="center"/>
           </w:tcPr>
           <w:p>
@@ -1099,13 +2898,13 @@
               <w:ind w:firstLine="0"/>
             </w:pPr>
             <w:r>
-              <w:t>АСУ ГРП-2</w:t>
+              <w:t>1,5</w:t>
             </w:r>
           </w:p>
         </w:tc>
         <w:tc>
           <w:tcPr>
-            <w:tcW w:w="1559" w:type="dxa"/>
+            <w:tcW w:w="1879" w:type="dxa"/>
             <w:vAlign w:val="center"/>
           </w:tcPr>
           <w:p>
@@ -1115,257 +2914,7 @@
               <w:ind w:firstLine="0"/>
             </w:pPr>
             <w:r>
-              <w:t>1</w:t>
-            </w:r>
-          </w:p>
-        </w:tc>
-        <w:tc>
-          <w:tcPr>
-            <w:tcW w:w="1893" w:type="dxa"/>
-            <w:vAlign w:val="center"/>
-          </w:tcPr>
-          <w:p>
-            <w:pPr>
-              <w:pStyle w:val="34fffa"/>
-              <w:spacing w:line="240" w:lineRule="auto"/>
-              <w:ind w:firstLine="0"/>
-            </w:pPr>
-            <w:r>
-              <w:t>1,</w:t>
-            </w:r>
-            <w:r>
-              <w:t>7</w:t>
-            </w:r>
-          </w:p>
-        </w:tc>
-        <w:tc>
-          <w:tcPr>
-            <w:tcW w:w="1372" w:type="dxa"/>
-            <w:vAlign w:val="center"/>
-          </w:tcPr>
-          <w:p>
-            <w:pPr>
-              <w:pStyle w:val="34fffa"/>
-              <w:spacing w:line="240" w:lineRule="auto"/>
-              <w:ind w:firstLine="0"/>
-            </w:pPr>
-            <w:r>
-              <w:t>1,2</w:t>
-            </w:r>
-          </w:p>
-        </w:tc>
-        <w:tc>
-          <w:tcPr>
-            <w:tcW w:w="1613" w:type="dxa"/>
-            <w:vAlign w:val="center"/>
-          </w:tcPr>
-          <w:p>
-            <w:pPr>
-              <w:pStyle w:val="34fffa"/>
-              <w:spacing w:line="240" w:lineRule="auto"/>
-              <w:ind w:firstLine="0"/>
-            </w:pPr>
-            <w:r>
-              <w:t>1,</w:t>
-            </w:r>
-            <w:r>
-              <w:t>5</w:t>
-            </w:r>
-          </w:p>
-        </w:tc>
-      </w:tr>
-      <w:tr>
-        <w:tc>
-          <w:tcPr>
-            <w:tcW w:w="560" w:type="dxa"/>
-            <w:vAlign w:val="center"/>
-          </w:tcPr>
-          <w:p>
-            <w:pPr>
-              <w:pStyle w:val="34fffa"/>
-              <w:spacing w:line="240" w:lineRule="auto"/>
-              <w:ind w:firstLine="0"/>
-            </w:pPr>
-            <w:r>
-              <w:t>6</w:t>
-            </w:r>
-          </w:p>
-        </w:tc>
-        <w:tc>
-          <w:tcPr>
-            <w:tcW w:w="2637" w:type="dxa"/>
-            <w:vAlign w:val="center"/>
-          </w:tcPr>
-          <w:p>
-            <w:pPr>
-              <w:pStyle w:val="34fffa"/>
-              <w:spacing w:line="240" w:lineRule="auto"/>
-              <w:ind w:firstLine="0"/>
-            </w:pPr>
-            <w:r>
-              <w:t>АСУТП ВК</w:t>
-            </w:r>
-          </w:p>
-        </w:tc>
-        <w:tc>
-          <w:tcPr>
-            <w:tcW w:w="1559" w:type="dxa"/>
-            <w:vAlign w:val="center"/>
-          </w:tcPr>
-          <w:p>
-            <w:pPr>
-              <w:pStyle w:val="34fffa"/>
-              <w:spacing w:line="240" w:lineRule="auto"/>
-              <w:ind w:firstLine="0"/>
-            </w:pPr>
-            <w:r>
-              <w:t>1</w:t>
-            </w:r>
-          </w:p>
-        </w:tc>
-        <w:tc>
-          <w:tcPr>
-            <w:tcW w:w="1893" w:type="dxa"/>
-            <w:vAlign w:val="center"/>
-          </w:tcPr>
-          <w:p>
-            <w:pPr>
-              <w:pStyle w:val="34fffa"/>
-              <w:spacing w:line="240" w:lineRule="auto"/>
-              <w:ind w:firstLine="0"/>
-            </w:pPr>
-            <w:r>
-              <w:t>3,0</w:t>
-            </w:r>
-          </w:p>
-        </w:tc>
-        <w:tc>
-          <w:tcPr>
-            <w:tcW w:w="1372" w:type="dxa"/>
-            <w:vAlign w:val="center"/>
-          </w:tcPr>
-          <w:p>
-            <w:pPr>
-              <w:pStyle w:val="34fffa"/>
-              <w:spacing w:line="240" w:lineRule="auto"/>
-              <w:ind w:firstLine="0"/>
-            </w:pPr>
-            <w:r>
-              <w:t>1,8</w:t>
-            </w:r>
-          </w:p>
-        </w:tc>
-        <w:tc>
-          <w:tcPr>
-            <w:tcW w:w="1613" w:type="dxa"/>
-            <w:vAlign w:val="center"/>
-          </w:tcPr>
-          <w:p>
-            <w:pPr>
-              <w:pStyle w:val="34fffa"/>
-              <w:spacing w:line="240" w:lineRule="auto"/>
-              <w:ind w:firstLine="0"/>
-            </w:pPr>
-            <w:r>
-              <w:t>2,5</w:t>
-            </w:r>
-          </w:p>
-        </w:tc>
-      </w:tr>
-      <w:tr>
-        <w:tc>
-          <w:tcPr>
-            <w:tcW w:w="560" w:type="dxa"/>
-            <w:vAlign w:val="center"/>
-          </w:tcPr>
-          <w:p>
-            <w:pPr>
-              <w:pStyle w:val="34fffa"/>
-              <w:spacing w:line="240" w:lineRule="auto"/>
-              <w:ind w:firstLine="0"/>
-            </w:pPr>
-            <w:r>
-              <w:t>7</w:t>
-            </w:r>
-          </w:p>
-        </w:tc>
-        <w:tc>
-          <w:tcPr>
-            <w:tcW w:w="2637" w:type="dxa"/>
-            <w:vAlign w:val="center"/>
-          </w:tcPr>
-          <w:p>
-            <w:pPr>
-              <w:pStyle w:val="34fffa"/>
-              <w:spacing w:line="240" w:lineRule="auto"/>
-              <w:ind w:firstLine="0"/>
-            </w:pPr>
-            <w:r>
-              <w:t>АСУ ЭТО</w:t>
-            </w:r>
-          </w:p>
-        </w:tc>
-        <w:tc>
-          <w:tcPr>
-            <w:tcW w:w="1559" w:type="dxa"/>
-            <w:vAlign w:val="center"/>
-          </w:tcPr>
-          <w:p>
-            <w:pPr>
-              <w:pStyle w:val="34fffa"/>
-              <w:spacing w:line="240" w:lineRule="auto"/>
-              <w:ind w:firstLine="0"/>
-            </w:pPr>
-            <w:r>
-              <w:t>1</w:t>
-            </w:r>
-          </w:p>
-        </w:tc>
-        <w:tc>
-          <w:tcPr>
-            <w:tcW w:w="1893" w:type="dxa"/>
-            <w:vAlign w:val="center"/>
-          </w:tcPr>
-          <w:p>
-            <w:pPr>
-              <w:pStyle w:val="34fffa"/>
-              <w:spacing w:line="240" w:lineRule="auto"/>
-              <w:ind w:firstLine="0"/>
-            </w:pPr>
-            <w:r>
-              <w:t>2,0</w:t>
-            </w:r>
-          </w:p>
-        </w:tc>
-        <w:tc>
-          <w:tcPr>
-            <w:tcW w:w="1372" w:type="dxa"/>
-            <w:vAlign w:val="center"/>
-          </w:tcPr>
-          <w:p>
-            <w:pPr>
-              <w:pStyle w:val="34fffa"/>
-              <w:spacing w:line="240" w:lineRule="auto"/>
-              <w:ind w:firstLine="0"/>
-            </w:pPr>
-            <w:r>
-              <w:t>1,5</w:t>
-            </w:r>
-          </w:p>
-        </w:tc>
-        <w:tc>
-          <w:tcPr>
-            <w:tcW w:w="1613" w:type="dxa"/>
-            <w:vAlign w:val="center"/>
-          </w:tcPr>
-          <w:p>
-            <w:pPr>
-              <w:pStyle w:val="34fffa"/>
-              <w:spacing w:line="240" w:lineRule="auto"/>
-              <w:ind w:firstLine="0"/>
-            </w:pPr>
-            <w:r>
-              <w:t>1,8</w:t>
+              <w:t>1800</w:t>
             </w:r>
           </w:p>
         </w:tc>
